--- a/Initial report.docx
+++ b/Initial report.docx
@@ -158,6 +158,797 @@
       </w:r>
     </w:p>
     <w:p/>
+    <w:p>
+      <w:pPr>
+        <w:rPr>
+          <w:b/>
+          <w:bCs/>
+        </w:rPr>
+      </w:pPr>
+      <w:r>
+        <w:rPr>
+          <w:b/>
+          <w:bCs/>
+        </w:rPr>
+        <w:t>Membership Inference Attack: Simple Report</w:t>
+      </w:r>
+    </w:p>
+    <w:p>
+      <w:pPr>
+        <w:rPr>
+          <w:b/>
+          <w:bCs/>
+        </w:rPr>
+      </w:pPr>
+      <w:r>
+        <w:rPr>
+          <w:b/>
+          <w:bCs/>
+        </w:rPr>
+        <w:t>1. What I wanted to test</w:t>
+      </w:r>
+    </w:p>
+    <w:p>
+      <w:r>
+        <w:t>Can an attacker find out if a person's DNA was used to train a private (hospital) model? This is a privacy risk, even if the person's name is hidden.</w:t>
+      </w:r>
+    </w:p>
+    <w:p>
+      <w:pPr>
+        <w:rPr>
+          <w:b/>
+          <w:bCs/>
+        </w:rPr>
+      </w:pPr>
+      <w:r>
+        <w:rPr>
+          <w:b/>
+          <w:bCs/>
+        </w:rPr>
+        <w:t>2. Data and tools</w:t>
+      </w:r>
+    </w:p>
+    <w:p>
+      <w:pPr>
+        <w:numPr>
+          <w:ilvl w:val="0"/>
+          <w:numId w:val="4"/>
+        </w:numPr>
+      </w:pPr>
+      <w:r>
+        <w:rPr>
+          <w:b/>
+          <w:bCs/>
+        </w:rPr>
+        <w:t>Data:</w:t>
+      </w:r>
+      <w:r>
+        <w:t xml:space="preserve"> 2,504 people from the 1000 Genomes Project (chromosome 1). Each person has 50 DNA markers (SNPs). The model predicts the person's population group (AFR, AMR, EAS, EUR, SAS).</w:t>
+      </w:r>
+    </w:p>
+    <w:p>
+      <w:pPr>
+        <w:numPr>
+          <w:ilvl w:val="0"/>
+          <w:numId w:val="4"/>
+        </w:numPr>
+      </w:pPr>
+      <w:r>
+        <w:rPr>
+          <w:b/>
+          <w:bCs/>
+        </w:rPr>
+        <w:t>Tools:</w:t>
+      </w:r>
+      <w:r>
+        <w:t xml:space="preserve"> Python, pandas, </w:t>
+      </w:r>
+      <w:proofErr w:type="spellStart"/>
+      <w:r>
+        <w:t>numpy</w:t>
+      </w:r>
+      <w:proofErr w:type="spellEnd"/>
+      <w:r>
+        <w:t>, scikit-learn, matplotlib (on Kaggle).</w:t>
+      </w:r>
+    </w:p>
+    <w:p>
+      <w:pPr>
+        <w:rPr>
+          <w:b/>
+          <w:bCs/>
+        </w:rPr>
+      </w:pPr>
+    </w:p>
+    <w:p>
+      <w:pPr>
+        <w:rPr>
+          <w:b/>
+          <w:bCs/>
+        </w:rPr>
+      </w:pPr>
+    </w:p>
+    <w:p>
+      <w:pPr>
+        <w:rPr>
+          <w:b/>
+          <w:bCs/>
+        </w:rPr>
+      </w:pPr>
+    </w:p>
+    <w:p>
+      <w:pPr>
+        <w:rPr>
+          <w:b/>
+          <w:bCs/>
+        </w:rPr>
+      </w:pPr>
+    </w:p>
+    <w:p>
+      <w:pPr>
+        <w:rPr>
+          <w:b/>
+          <w:bCs/>
+        </w:rPr>
+      </w:pPr>
+      <w:r>
+        <w:rPr>
+          <w:b/>
+          <w:bCs/>
+        </w:rPr>
+        <w:lastRenderedPageBreak/>
+        <w:t>3. Techniques used and why</w:t>
+      </w:r>
+    </w:p>
+    <w:p>
+      <w:pPr>
+        <w:rPr>
+          <w:b/>
+          <w:bCs/>
+        </w:rPr>
+      </w:pPr>
+    </w:p>
+    <w:p>
+      <w:pPr>
+        <w:rPr>
+          <w:b/>
+          <w:bCs/>
+        </w:rPr>
+      </w:pPr>
+    </w:p>
+    <w:tbl>
+      <w:tblPr>
+        <w:tblStyle w:val="TableGrid"/>
+        <w:tblW w:w="0" w:type="auto"/>
+        <w:tblLook w:val="04A0" w:firstRow="1" w:lastRow="0" w:firstColumn="1" w:lastColumn="0" w:noHBand="0" w:noVBand="1"/>
+      </w:tblPr>
+      <w:tblGrid>
+        <w:gridCol w:w="3931"/>
+        <w:gridCol w:w="5419"/>
+      </w:tblGrid>
+      <w:tr>
+        <w:tc>
+          <w:tcPr>
+            <w:tcW w:w="0" w:type="auto"/>
+            <w:hideMark/>
+          </w:tcPr>
+          <w:p>
+            <w:pPr>
+              <w:spacing w:after="160" w:line="278" w:lineRule="auto"/>
+              <w:rPr>
+                <w:b/>
+                <w:bCs/>
+              </w:rPr>
+            </w:pPr>
+            <w:r>
+              <w:rPr>
+                <w:b/>
+                <w:bCs/>
+              </w:rPr>
+              <w:t>Technique</w:t>
+            </w:r>
+          </w:p>
+        </w:tc>
+        <w:tc>
+          <w:tcPr>
+            <w:tcW w:w="0" w:type="auto"/>
+            <w:hideMark/>
+          </w:tcPr>
+          <w:p>
+            <w:pPr>
+              <w:spacing w:after="160" w:line="278" w:lineRule="auto"/>
+              <w:rPr>
+                <w:b/>
+                <w:bCs/>
+              </w:rPr>
+            </w:pPr>
+            <w:r>
+              <w:rPr>
+                <w:b/>
+                <w:bCs/>
+              </w:rPr>
+              <w:t>Why</w:t>
+            </w:r>
+          </w:p>
+        </w:tc>
+      </w:tr>
+      <w:tr>
+        <w:tc>
+          <w:tcPr>
+            <w:tcW w:w="0" w:type="auto"/>
+            <w:hideMark/>
+          </w:tcPr>
+          <w:p>
+            <w:pPr>
+              <w:spacing w:after="160" w:line="278" w:lineRule="auto"/>
+            </w:pPr>
+            <w:r>
+              <w:rPr>
+                <w:b/>
+                <w:bCs/>
+              </w:rPr>
+              <w:t>4 equal groups</w:t>
+            </w:r>
+            <w:r>
+              <w:t xml:space="preserve"> (target members, target non-members, shadow members, shadow non-members)</w:t>
+            </w:r>
+          </w:p>
+        </w:tc>
+        <w:tc>
+          <w:tcPr>
+            <w:tcW w:w="0" w:type="auto"/>
+            <w:hideMark/>
+          </w:tcPr>
+          <w:p>
+            <w:pPr>
+              <w:spacing w:after="160" w:line="278" w:lineRule="auto"/>
+            </w:pPr>
+            <w:r>
+              <w:t>We need to know who was inside and who was outside the model, so we can check the attack. Equal sizes mean a random guess is exactly 50%.</w:t>
+            </w:r>
+          </w:p>
+        </w:tc>
+      </w:tr>
+      <w:tr>
+        <w:tc>
+          <w:tcPr>
+            <w:tcW w:w="0" w:type="auto"/>
+            <w:hideMark/>
+          </w:tcPr>
+          <w:p>
+            <w:pPr>
+              <w:spacing w:after="160" w:line="278" w:lineRule="auto"/>
+            </w:pPr>
+            <w:r>
+              <w:rPr>
+                <w:b/>
+                <w:bCs/>
+              </w:rPr>
+              <w:t>Random Forest</w:t>
+            </w:r>
+            <w:r>
+              <w:t xml:space="preserve"> as the target model</w:t>
+            </w:r>
+          </w:p>
+        </w:tc>
+        <w:tc>
+          <w:tcPr>
+            <w:tcW w:w="0" w:type="auto"/>
+            <w:hideMark/>
+          </w:tcPr>
+          <w:p>
+            <w:pPr>
+              <w:spacing w:after="160" w:line="278" w:lineRule="auto"/>
+            </w:pPr>
+            <w:r>
+              <w:t>It is a common model, and it remembers its training data, so it shows the risk clearly.</w:t>
+            </w:r>
+          </w:p>
+        </w:tc>
+      </w:tr>
+      <w:tr>
+        <w:tc>
+          <w:tcPr>
+            <w:tcW w:w="0" w:type="auto"/>
+            <w:hideMark/>
+          </w:tcPr>
+          <w:p>
+            <w:pPr>
+              <w:spacing w:after="160" w:line="278" w:lineRule="auto"/>
+            </w:pPr>
+            <w:r>
+              <w:rPr>
+                <w:b/>
+                <w:bCs/>
+              </w:rPr>
+              <w:t>Shadow model</w:t>
+            </w:r>
+          </w:p>
+        </w:tc>
+        <w:tc>
+          <w:tcPr>
+            <w:tcW w:w="0" w:type="auto"/>
+            <w:hideMark/>
+          </w:tcPr>
+          <w:p>
+            <w:pPr>
+              <w:spacing w:after="160" w:line="278" w:lineRule="auto"/>
+            </w:pPr>
+            <w:r>
+              <w:t xml:space="preserve">The attacker cannot look inside the hospital model. </w:t>
+            </w:r>
+            <w:proofErr w:type="gramStart"/>
+            <w:r>
+              <w:t>So</w:t>
+            </w:r>
+            <w:proofErr w:type="gramEnd"/>
+            <w:r>
+              <w:t xml:space="preserve"> the attacker trains a copy on their own data.</w:t>
+            </w:r>
+          </w:p>
+        </w:tc>
+      </w:tr>
+      <w:tr>
+        <w:tc>
+          <w:tcPr>
+            <w:tcW w:w="0" w:type="auto"/>
+            <w:hideMark/>
+          </w:tcPr>
+          <w:p>
+            <w:pPr>
+              <w:spacing w:after="160" w:line="278" w:lineRule="auto"/>
+            </w:pPr>
+            <w:r>
+              <w:rPr>
+                <w:b/>
+                <w:bCs/>
+              </w:rPr>
+              <w:t>Attack model (Gradient Boosting)</w:t>
+            </w:r>
+          </w:p>
+        </w:tc>
+        <w:tc>
+          <w:tcPr>
+            <w:tcW w:w="0" w:type="auto"/>
+            <w:hideMark/>
+          </w:tcPr>
+          <w:p>
+            <w:pPr>
+              <w:spacing w:after="160" w:line="278" w:lineRule="auto"/>
+            </w:pPr>
+            <w:r>
+              <w:t>It learns how the model's confidence looks for members and for non-members.</w:t>
+            </w:r>
+          </w:p>
+        </w:tc>
+      </w:tr>
+      <w:tr>
+        <w:tc>
+          <w:tcPr>
+            <w:tcW w:w="0" w:type="auto"/>
+            <w:hideMark/>
+          </w:tcPr>
+          <w:p>
+            <w:pPr>
+              <w:spacing w:after="160" w:line="278" w:lineRule="auto"/>
+            </w:pPr>
+            <w:r>
+              <w:rPr>
+                <w:b/>
+                <w:bCs/>
+              </w:rPr>
+              <w:t>Simple threshold attack</w:t>
+            </w:r>
+          </w:p>
+        </w:tc>
+        <w:tc>
+          <w:tcPr>
+            <w:tcW w:w="0" w:type="auto"/>
+            <w:hideMark/>
+          </w:tcPr>
+          <w:p>
+            <w:pPr>
+              <w:spacing w:after="160" w:line="278" w:lineRule="auto"/>
+            </w:pPr>
+            <w:r>
+              <w:t>A basic baseline to compare with the ML attack.</w:t>
+            </w:r>
+          </w:p>
+        </w:tc>
+      </w:tr>
+      <w:tr>
+        <w:tc>
+          <w:tcPr>
+            <w:tcW w:w="0" w:type="auto"/>
+            <w:hideMark/>
+          </w:tcPr>
+          <w:p>
+            <w:pPr>
+              <w:spacing w:after="160" w:line="278" w:lineRule="auto"/>
+            </w:pPr>
+            <w:r>
+              <w:rPr>
+                <w:b/>
+                <w:bCs/>
+              </w:rPr>
+              <w:t>5 random splits</w:t>
+            </w:r>
+          </w:p>
+        </w:tc>
+        <w:tc>
+          <w:tcPr>
+            <w:tcW w:w="0" w:type="auto"/>
+            <w:hideMark/>
+          </w:tcPr>
+          <w:p>
+            <w:pPr>
+              <w:spacing w:after="160" w:line="278" w:lineRule="auto"/>
+            </w:pPr>
+            <w:r>
+              <w:t>One split can be lucky. 5 splits give a reliable average.</w:t>
+            </w:r>
+          </w:p>
+        </w:tc>
+      </w:tr>
+      <w:tr>
+        <w:tc>
+          <w:tcPr>
+            <w:tcW w:w="0" w:type="auto"/>
+            <w:hideMark/>
+          </w:tcPr>
+          <w:p>
+            <w:pPr>
+              <w:spacing w:after="160" w:line="278" w:lineRule="auto"/>
+            </w:pPr>
+            <w:r>
+              <w:rPr>
+                <w:b/>
+                <w:bCs/>
+              </w:rPr>
+              <w:t>Metrics: accuracy, AUC, TPR at 1% FPR</w:t>
+            </w:r>
+          </w:p>
+        </w:tc>
+        <w:tc>
+          <w:tcPr>
+            <w:tcW w:w="0" w:type="auto"/>
+            <w:hideMark/>
+          </w:tcPr>
+          <w:p>
+            <w:pPr>
+              <w:spacing w:after="160" w:line="278" w:lineRule="auto"/>
+            </w:pPr>
+            <w:r>
+              <w:t>They show how often the attacker is right, and how strong the attack is when it must be very careful.</w:t>
+            </w:r>
+          </w:p>
+        </w:tc>
+      </w:tr>
+    </w:tbl>
+    <w:p>
+      <w:pPr>
+        <w:rPr>
+          <w:b/>
+          <w:bCs/>
+        </w:rPr>
+      </w:pPr>
+      <w:r>
+        <w:rPr>
+          <w:b/>
+          <w:bCs/>
+        </w:rPr>
+        <w:t>4. Results (average of 5 runs)</w:t>
+      </w:r>
+    </w:p>
+    <w:tbl>
+      <w:tblPr>
+        <w:tblStyle w:val="TableGrid"/>
+        <w:tblW w:w="0" w:type="auto"/>
+        <w:tblLook w:val="04A0" w:firstRow="1" w:lastRow="0" w:firstColumn="1" w:lastColumn="0" w:noHBand="0" w:noVBand="1"/>
+      </w:tblPr>
+      <w:tblGrid>
+        <w:gridCol w:w="3539"/>
+        <w:gridCol w:w="3028"/>
+      </w:tblGrid>
+      <w:tr>
+        <w:tc>
+          <w:tcPr>
+            <w:tcW w:w="0" w:type="auto"/>
+            <w:hideMark/>
+          </w:tcPr>
+          <w:p>
+            <w:pPr>
+              <w:spacing w:after="160" w:line="278" w:lineRule="auto"/>
+              <w:rPr>
+                <w:b/>
+                <w:bCs/>
+              </w:rPr>
+            </w:pPr>
+            <w:r>
+              <w:rPr>
+                <w:b/>
+                <w:bCs/>
+              </w:rPr>
+              <w:t>Measure</w:t>
+            </w:r>
+          </w:p>
+        </w:tc>
+        <w:tc>
+          <w:tcPr>
+            <w:tcW w:w="0" w:type="auto"/>
+            <w:hideMark/>
+          </w:tcPr>
+          <w:p>
+            <w:pPr>
+              <w:spacing w:after="160" w:line="278" w:lineRule="auto"/>
+              <w:rPr>
+                <w:b/>
+                <w:bCs/>
+              </w:rPr>
+            </w:pPr>
+            <w:r>
+              <w:rPr>
+                <w:b/>
+                <w:bCs/>
+              </w:rPr>
+              <w:t>Result</w:t>
+            </w:r>
+          </w:p>
+        </w:tc>
+      </w:tr>
+      <w:tr>
+        <w:tc>
+          <w:tcPr>
+            <w:tcW w:w="0" w:type="auto"/>
+            <w:hideMark/>
+          </w:tcPr>
+          <w:p>
+            <w:pPr>
+              <w:spacing w:after="160" w:line="278" w:lineRule="auto"/>
+            </w:pPr>
+            <w:r>
+              <w:t>Attack accuracy</w:t>
+            </w:r>
+          </w:p>
+        </w:tc>
+        <w:tc>
+          <w:tcPr>
+            <w:tcW w:w="0" w:type="auto"/>
+            <w:hideMark/>
+          </w:tcPr>
+          <w:p>
+            <w:pPr>
+              <w:spacing w:after="160" w:line="278" w:lineRule="auto"/>
+            </w:pPr>
+            <w:r>
+              <w:rPr>
+                <w:b/>
+                <w:bCs/>
+              </w:rPr>
+              <w:t>63.8%</w:t>
+            </w:r>
+            <w:r>
+              <w:t xml:space="preserve"> (random guess = 50%)</w:t>
+            </w:r>
+          </w:p>
+        </w:tc>
+      </w:tr>
+      <w:tr>
+        <w:tc>
+          <w:tcPr>
+            <w:tcW w:w="0" w:type="auto"/>
+            <w:hideMark/>
+          </w:tcPr>
+          <w:p>
+            <w:pPr>
+              <w:spacing w:after="160" w:line="278" w:lineRule="auto"/>
+            </w:pPr>
+            <w:r>
+              <w:t>AUC</w:t>
+            </w:r>
+          </w:p>
+        </w:tc>
+        <w:tc>
+          <w:tcPr>
+            <w:tcW w:w="0" w:type="auto"/>
+            <w:hideMark/>
+          </w:tcPr>
+          <w:p>
+            <w:pPr>
+              <w:spacing w:after="160" w:line="278" w:lineRule="auto"/>
+            </w:pPr>
+            <w:r>
+              <w:t>0.689 (random guess = 0.5)</w:t>
+            </w:r>
+          </w:p>
+        </w:tc>
+      </w:tr>
+      <w:tr>
+        <w:tc>
+          <w:tcPr>
+            <w:tcW w:w="0" w:type="auto"/>
+            <w:hideMark/>
+          </w:tcPr>
+          <w:p>
+            <w:pPr>
+              <w:spacing w:after="160" w:line="278" w:lineRule="auto"/>
+            </w:pPr>
+            <w:r>
+              <w:t>Simple threshold attack</w:t>
+            </w:r>
+          </w:p>
+        </w:tc>
+        <w:tc>
+          <w:tcPr>
+            <w:tcW w:w="0" w:type="auto"/>
+            <w:hideMark/>
+          </w:tcPr>
+          <w:p>
+            <w:pPr>
+              <w:spacing w:after="160" w:line="278" w:lineRule="auto"/>
+            </w:pPr>
+            <w:r>
+              <w:t>64.5%</w:t>
+            </w:r>
+          </w:p>
+        </w:tc>
+      </w:tr>
+      <w:tr>
+        <w:tc>
+          <w:tcPr>
+            <w:tcW w:w="0" w:type="auto"/>
+            <w:hideMark/>
+          </w:tcPr>
+          <w:p>
+            <w:pPr>
+              <w:spacing w:after="160" w:line="278" w:lineRule="auto"/>
+            </w:pPr>
+            <w:r>
+              <w:t>TPR at 1% FPR</w:t>
+            </w:r>
+          </w:p>
+        </w:tc>
+        <w:tc>
+          <w:tcPr>
+            <w:tcW w:w="0" w:type="auto"/>
+            <w:hideMark/>
+          </w:tcPr>
+          <w:p>
+            <w:pPr>
+              <w:spacing w:after="160" w:line="278" w:lineRule="auto"/>
+            </w:pPr>
+            <w:r>
+              <w:t>3.5%</w:t>
+            </w:r>
+          </w:p>
+        </w:tc>
+      </w:tr>
+      <w:tr>
+        <w:tc>
+          <w:tcPr>
+            <w:tcW w:w="0" w:type="auto"/>
+            <w:hideMark/>
+          </w:tcPr>
+          <w:p>
+            <w:pPr>
+              <w:spacing w:after="160" w:line="278" w:lineRule="auto"/>
+            </w:pPr>
+            <w:r>
+              <w:t>Target model accuracy: train / test</w:t>
+            </w:r>
+          </w:p>
+        </w:tc>
+        <w:tc>
+          <w:tcPr>
+            <w:tcW w:w="0" w:type="auto"/>
+            <w:hideMark/>
+          </w:tcPr>
+          <w:p>
+            <w:pPr>
+              <w:spacing w:after="160" w:line="278" w:lineRule="auto"/>
+            </w:pPr>
+            <w:r>
+              <w:t>65.5% / 41.1%</w:t>
+            </w:r>
+          </w:p>
+        </w:tc>
+      </w:tr>
+    </w:tbl>
+    <w:p>
+      <w:pPr>
+        <w:rPr>
+          <w:b/>
+          <w:bCs/>
+        </w:rPr>
+      </w:pPr>
+      <w:r>
+        <w:rPr>
+          <w:b/>
+          <w:bCs/>
+        </w:rPr>
+        <w:t>5. What it means</w:t>
+      </w:r>
+    </w:p>
+    <w:p>
+      <w:pPr>
+        <w:numPr>
+          <w:ilvl w:val="0"/>
+          <w:numId w:val="5"/>
+        </w:numPr>
+      </w:pPr>
+      <w:r>
+        <w:t xml:space="preserve">The attack beats a random guess by about 14 points. </w:t>
+      </w:r>
+      <w:proofErr w:type="gramStart"/>
+      <w:r>
+        <w:t>So</w:t>
+      </w:r>
+      <w:proofErr w:type="gramEnd"/>
+      <w:r>
+        <w:t xml:space="preserve"> the model leaks who was in the training data.</w:t>
+      </w:r>
+    </w:p>
+    <w:p>
+      <w:pPr>
+        <w:numPr>
+          <w:ilvl w:val="0"/>
+          <w:numId w:val="5"/>
+        </w:numPr>
+      </w:pPr>
+      <w:r>
+        <w:lastRenderedPageBreak/>
+        <w:t>The leak comes from the gap between train and test accuracy. The model behaves differently on people it has seen.</w:t>
+      </w:r>
+    </w:p>
+    <w:p>
+      <w:pPr>
+        <w:numPr>
+          <w:ilvl w:val="0"/>
+          <w:numId w:val="5"/>
+        </w:numPr>
+      </w:pPr>
+      <w:r>
+        <w:t xml:space="preserve">The simple threshold attack is as good as the ML attack. </w:t>
+      </w:r>
+      <w:proofErr w:type="gramStart"/>
+      <w:r>
+        <w:t>So</w:t>
+      </w:r>
+      <w:proofErr w:type="gramEnd"/>
+      <w:r>
+        <w:t xml:space="preserve"> the leak is simple, and the ML part adds little here.</w:t>
+      </w:r>
+    </w:p>
+    <w:p>
+      <w:pPr>
+        <w:numPr>
+          <w:ilvl w:val="0"/>
+          <w:numId w:val="5"/>
+        </w:numPr>
+      </w:pPr>
+      <w:r>
+        <w:t xml:space="preserve">At the strict level (1% false alarms), the attack is weak. </w:t>
+      </w:r>
+      <w:proofErr w:type="gramStart"/>
+      <w:r>
+        <w:t>So</w:t>
+      </w:r>
+      <w:proofErr w:type="gramEnd"/>
+      <w:r>
+        <w:t xml:space="preserve"> the risk is moderate, not extreme.</w:t>
+      </w:r>
+    </w:p>
+    <w:p>
+      <w:pPr>
+        <w:numPr>
+          <w:ilvl w:val="0"/>
+          <w:numId w:val="5"/>
+        </w:numPr>
+      </w:pPr>
+      <w:r>
+        <w:t>For comparison, the linkage attack (Step 1) re-identified 62.2% of people.</w:t>
+      </w:r>
+    </w:p>
     <w:p/>
     <w:sectPr>
       <w:pgSz w:w="12240" w:h="15840"/>
@@ -321,6 +1112,304 @@
     </w:lvl>
   </w:abstractNum>
   <w:abstractNum w:abstractNumId="1" w15:restartNumberingAfterBreak="0">
+    <w:nsid w:val="2A7E6FB7"/>
+    <w:multiLevelType w:val="multilevel"/>
+    <w:tmpl w:val="1B249AD4"/>
+    <w:lvl w:ilvl="0">
+      <w:start w:val="1"/>
+      <w:numFmt w:val="bullet"/>
+      <w:lvlText w:val=""/>
+      <w:lvlJc w:val="left"/>
+      <w:pPr>
+        <w:tabs>
+          <w:tab w:val="num" w:pos="720"/>
+        </w:tabs>
+        <w:ind w:left="720" w:hanging="360"/>
+      </w:pPr>
+      <w:rPr>
+        <w:rFonts w:ascii="Symbol" w:hAnsi="Symbol" w:hint="default"/>
+        <w:sz w:val="20"/>
+      </w:rPr>
+    </w:lvl>
+    <w:lvl w:ilvl="1" w:tentative="1">
+      <w:start w:val="1"/>
+      <w:numFmt w:val="bullet"/>
+      <w:lvlText w:val="o"/>
+      <w:lvlJc w:val="left"/>
+      <w:pPr>
+        <w:tabs>
+          <w:tab w:val="num" w:pos="1440"/>
+        </w:tabs>
+        <w:ind w:left="1440" w:hanging="360"/>
+      </w:pPr>
+      <w:rPr>
+        <w:rFonts w:ascii="Courier New" w:hAnsi="Courier New" w:hint="default"/>
+        <w:sz w:val="20"/>
+      </w:rPr>
+    </w:lvl>
+    <w:lvl w:ilvl="2" w:tentative="1">
+      <w:start w:val="1"/>
+      <w:numFmt w:val="bullet"/>
+      <w:lvlText w:val=""/>
+      <w:lvlJc w:val="left"/>
+      <w:pPr>
+        <w:tabs>
+          <w:tab w:val="num" w:pos="2160"/>
+        </w:tabs>
+        <w:ind w:left="2160" w:hanging="360"/>
+      </w:pPr>
+      <w:rPr>
+        <w:rFonts w:ascii="Wingdings" w:hAnsi="Wingdings" w:hint="default"/>
+        <w:sz w:val="20"/>
+      </w:rPr>
+    </w:lvl>
+    <w:lvl w:ilvl="3" w:tentative="1">
+      <w:start w:val="1"/>
+      <w:numFmt w:val="bullet"/>
+      <w:lvlText w:val=""/>
+      <w:lvlJc w:val="left"/>
+      <w:pPr>
+        <w:tabs>
+          <w:tab w:val="num" w:pos="2880"/>
+        </w:tabs>
+        <w:ind w:left="2880" w:hanging="360"/>
+      </w:pPr>
+      <w:rPr>
+        <w:rFonts w:ascii="Wingdings" w:hAnsi="Wingdings" w:hint="default"/>
+        <w:sz w:val="20"/>
+      </w:rPr>
+    </w:lvl>
+    <w:lvl w:ilvl="4" w:tentative="1">
+      <w:start w:val="1"/>
+      <w:numFmt w:val="bullet"/>
+      <w:lvlText w:val=""/>
+      <w:lvlJc w:val="left"/>
+      <w:pPr>
+        <w:tabs>
+          <w:tab w:val="num" w:pos="3600"/>
+        </w:tabs>
+        <w:ind w:left="3600" w:hanging="360"/>
+      </w:pPr>
+      <w:rPr>
+        <w:rFonts w:ascii="Wingdings" w:hAnsi="Wingdings" w:hint="default"/>
+        <w:sz w:val="20"/>
+      </w:rPr>
+    </w:lvl>
+    <w:lvl w:ilvl="5" w:tentative="1">
+      <w:start w:val="1"/>
+      <w:numFmt w:val="bullet"/>
+      <w:lvlText w:val=""/>
+      <w:lvlJc w:val="left"/>
+      <w:pPr>
+        <w:tabs>
+          <w:tab w:val="num" w:pos="4320"/>
+        </w:tabs>
+        <w:ind w:left="4320" w:hanging="360"/>
+      </w:pPr>
+      <w:rPr>
+        <w:rFonts w:ascii="Wingdings" w:hAnsi="Wingdings" w:hint="default"/>
+        <w:sz w:val="20"/>
+      </w:rPr>
+    </w:lvl>
+    <w:lvl w:ilvl="6" w:tentative="1">
+      <w:start w:val="1"/>
+      <w:numFmt w:val="bullet"/>
+      <w:lvlText w:val=""/>
+      <w:lvlJc w:val="left"/>
+      <w:pPr>
+        <w:tabs>
+          <w:tab w:val="num" w:pos="5040"/>
+        </w:tabs>
+        <w:ind w:left="5040" w:hanging="360"/>
+      </w:pPr>
+      <w:rPr>
+        <w:rFonts w:ascii="Wingdings" w:hAnsi="Wingdings" w:hint="default"/>
+        <w:sz w:val="20"/>
+      </w:rPr>
+    </w:lvl>
+    <w:lvl w:ilvl="7" w:tentative="1">
+      <w:start w:val="1"/>
+      <w:numFmt w:val="bullet"/>
+      <w:lvlText w:val=""/>
+      <w:lvlJc w:val="left"/>
+      <w:pPr>
+        <w:tabs>
+          <w:tab w:val="num" w:pos="5760"/>
+        </w:tabs>
+        <w:ind w:left="5760" w:hanging="360"/>
+      </w:pPr>
+      <w:rPr>
+        <w:rFonts w:ascii="Wingdings" w:hAnsi="Wingdings" w:hint="default"/>
+        <w:sz w:val="20"/>
+      </w:rPr>
+    </w:lvl>
+    <w:lvl w:ilvl="8" w:tentative="1">
+      <w:start w:val="1"/>
+      <w:numFmt w:val="bullet"/>
+      <w:lvlText w:val=""/>
+      <w:lvlJc w:val="left"/>
+      <w:pPr>
+        <w:tabs>
+          <w:tab w:val="num" w:pos="6480"/>
+        </w:tabs>
+        <w:ind w:left="6480" w:hanging="360"/>
+      </w:pPr>
+      <w:rPr>
+        <w:rFonts w:ascii="Wingdings" w:hAnsi="Wingdings" w:hint="default"/>
+        <w:sz w:val="20"/>
+      </w:rPr>
+    </w:lvl>
+  </w:abstractNum>
+  <w:abstractNum w:abstractNumId="2" w15:restartNumberingAfterBreak="0">
+    <w:nsid w:val="55060D75"/>
+    <w:multiLevelType w:val="multilevel"/>
+    <w:tmpl w:val="E632BDBA"/>
+    <w:lvl w:ilvl="0">
+      <w:start w:val="1"/>
+      <w:numFmt w:val="bullet"/>
+      <w:lvlText w:val=""/>
+      <w:lvlJc w:val="left"/>
+      <w:pPr>
+        <w:tabs>
+          <w:tab w:val="num" w:pos="720"/>
+        </w:tabs>
+        <w:ind w:left="720" w:hanging="360"/>
+      </w:pPr>
+      <w:rPr>
+        <w:rFonts w:ascii="Symbol" w:hAnsi="Symbol" w:hint="default"/>
+        <w:sz w:val="20"/>
+      </w:rPr>
+    </w:lvl>
+    <w:lvl w:ilvl="1" w:tentative="1">
+      <w:start w:val="1"/>
+      <w:numFmt w:val="bullet"/>
+      <w:lvlText w:val="o"/>
+      <w:lvlJc w:val="left"/>
+      <w:pPr>
+        <w:tabs>
+          <w:tab w:val="num" w:pos="1440"/>
+        </w:tabs>
+        <w:ind w:left="1440" w:hanging="360"/>
+      </w:pPr>
+      <w:rPr>
+        <w:rFonts w:ascii="Courier New" w:hAnsi="Courier New" w:hint="default"/>
+        <w:sz w:val="20"/>
+      </w:rPr>
+    </w:lvl>
+    <w:lvl w:ilvl="2" w:tentative="1">
+      <w:start w:val="1"/>
+      <w:numFmt w:val="bullet"/>
+      <w:lvlText w:val=""/>
+      <w:lvlJc w:val="left"/>
+      <w:pPr>
+        <w:tabs>
+          <w:tab w:val="num" w:pos="2160"/>
+        </w:tabs>
+        <w:ind w:left="2160" w:hanging="360"/>
+      </w:pPr>
+      <w:rPr>
+        <w:rFonts w:ascii="Wingdings" w:hAnsi="Wingdings" w:hint="default"/>
+        <w:sz w:val="20"/>
+      </w:rPr>
+    </w:lvl>
+    <w:lvl w:ilvl="3" w:tentative="1">
+      <w:start w:val="1"/>
+      <w:numFmt w:val="bullet"/>
+      <w:lvlText w:val=""/>
+      <w:lvlJc w:val="left"/>
+      <w:pPr>
+        <w:tabs>
+          <w:tab w:val="num" w:pos="2880"/>
+        </w:tabs>
+        <w:ind w:left="2880" w:hanging="360"/>
+      </w:pPr>
+      <w:rPr>
+        <w:rFonts w:ascii="Wingdings" w:hAnsi="Wingdings" w:hint="default"/>
+        <w:sz w:val="20"/>
+      </w:rPr>
+    </w:lvl>
+    <w:lvl w:ilvl="4" w:tentative="1">
+      <w:start w:val="1"/>
+      <w:numFmt w:val="bullet"/>
+      <w:lvlText w:val=""/>
+      <w:lvlJc w:val="left"/>
+      <w:pPr>
+        <w:tabs>
+          <w:tab w:val="num" w:pos="3600"/>
+        </w:tabs>
+        <w:ind w:left="3600" w:hanging="360"/>
+      </w:pPr>
+      <w:rPr>
+        <w:rFonts w:ascii="Wingdings" w:hAnsi="Wingdings" w:hint="default"/>
+        <w:sz w:val="20"/>
+      </w:rPr>
+    </w:lvl>
+    <w:lvl w:ilvl="5" w:tentative="1">
+      <w:start w:val="1"/>
+      <w:numFmt w:val="bullet"/>
+      <w:lvlText w:val=""/>
+      <w:lvlJc w:val="left"/>
+      <w:pPr>
+        <w:tabs>
+          <w:tab w:val="num" w:pos="4320"/>
+        </w:tabs>
+        <w:ind w:left="4320" w:hanging="360"/>
+      </w:pPr>
+      <w:rPr>
+        <w:rFonts w:ascii="Wingdings" w:hAnsi="Wingdings" w:hint="default"/>
+        <w:sz w:val="20"/>
+      </w:rPr>
+    </w:lvl>
+    <w:lvl w:ilvl="6" w:tentative="1">
+      <w:start w:val="1"/>
+      <w:numFmt w:val="bullet"/>
+      <w:lvlText w:val=""/>
+      <w:lvlJc w:val="left"/>
+      <w:pPr>
+        <w:tabs>
+          <w:tab w:val="num" w:pos="5040"/>
+        </w:tabs>
+        <w:ind w:left="5040" w:hanging="360"/>
+      </w:pPr>
+      <w:rPr>
+        <w:rFonts w:ascii="Wingdings" w:hAnsi="Wingdings" w:hint="default"/>
+        <w:sz w:val="20"/>
+      </w:rPr>
+    </w:lvl>
+    <w:lvl w:ilvl="7" w:tentative="1">
+      <w:start w:val="1"/>
+      <w:numFmt w:val="bullet"/>
+      <w:lvlText w:val=""/>
+      <w:lvlJc w:val="left"/>
+      <w:pPr>
+        <w:tabs>
+          <w:tab w:val="num" w:pos="5760"/>
+        </w:tabs>
+        <w:ind w:left="5760" w:hanging="360"/>
+      </w:pPr>
+      <w:rPr>
+        <w:rFonts w:ascii="Wingdings" w:hAnsi="Wingdings" w:hint="default"/>
+        <w:sz w:val="20"/>
+      </w:rPr>
+    </w:lvl>
+    <w:lvl w:ilvl="8" w:tentative="1">
+      <w:start w:val="1"/>
+      <w:numFmt w:val="bullet"/>
+      <w:lvlText w:val=""/>
+      <w:lvlJc w:val="left"/>
+      <w:pPr>
+        <w:tabs>
+          <w:tab w:val="num" w:pos="6480"/>
+        </w:tabs>
+        <w:ind w:left="6480" w:hanging="360"/>
+      </w:pPr>
+      <w:rPr>
+        <w:rFonts w:ascii="Wingdings" w:hAnsi="Wingdings" w:hint="default"/>
+        <w:sz w:val="20"/>
+      </w:rPr>
+    </w:lvl>
+  </w:abstractNum>
+  <w:abstractNum w:abstractNumId="3" w15:restartNumberingAfterBreak="0">
     <w:nsid w:val="5CB019C8"/>
     <w:multiLevelType w:val="multilevel"/>
     <w:tmpl w:val="7E5ABAC0"/>
@@ -469,10 +1558,159 @@
       </w:rPr>
     </w:lvl>
   </w:abstractNum>
-  <w:abstractNum w:abstractNumId="2" w15:restartNumberingAfterBreak="0">
+  <w:abstractNum w:abstractNumId="4" w15:restartNumberingAfterBreak="0">
     <w:nsid w:val="60D93016"/>
     <w:multiLevelType w:val="multilevel"/>
     <w:tmpl w:val="F15E2B1C"/>
+    <w:lvl w:ilvl="0">
+      <w:start w:val="1"/>
+      <w:numFmt w:val="bullet"/>
+      <w:lvlText w:val=""/>
+      <w:lvlJc w:val="left"/>
+      <w:pPr>
+        <w:tabs>
+          <w:tab w:val="num" w:pos="720"/>
+        </w:tabs>
+        <w:ind w:left="720" w:hanging="360"/>
+      </w:pPr>
+      <w:rPr>
+        <w:rFonts w:ascii="Symbol" w:hAnsi="Symbol" w:hint="default"/>
+        <w:sz w:val="20"/>
+      </w:rPr>
+    </w:lvl>
+    <w:lvl w:ilvl="1" w:tentative="1">
+      <w:start w:val="1"/>
+      <w:numFmt w:val="bullet"/>
+      <w:lvlText w:val="o"/>
+      <w:lvlJc w:val="left"/>
+      <w:pPr>
+        <w:tabs>
+          <w:tab w:val="num" w:pos="1440"/>
+        </w:tabs>
+        <w:ind w:left="1440" w:hanging="360"/>
+      </w:pPr>
+      <w:rPr>
+        <w:rFonts w:ascii="Courier New" w:hAnsi="Courier New" w:hint="default"/>
+        <w:sz w:val="20"/>
+      </w:rPr>
+    </w:lvl>
+    <w:lvl w:ilvl="2" w:tentative="1">
+      <w:start w:val="1"/>
+      <w:numFmt w:val="bullet"/>
+      <w:lvlText w:val=""/>
+      <w:lvlJc w:val="left"/>
+      <w:pPr>
+        <w:tabs>
+          <w:tab w:val="num" w:pos="2160"/>
+        </w:tabs>
+        <w:ind w:left="2160" w:hanging="360"/>
+      </w:pPr>
+      <w:rPr>
+        <w:rFonts w:ascii="Wingdings" w:hAnsi="Wingdings" w:hint="default"/>
+        <w:sz w:val="20"/>
+      </w:rPr>
+    </w:lvl>
+    <w:lvl w:ilvl="3" w:tentative="1">
+      <w:start w:val="1"/>
+      <w:numFmt w:val="bullet"/>
+      <w:lvlText w:val=""/>
+      <w:lvlJc w:val="left"/>
+      <w:pPr>
+        <w:tabs>
+          <w:tab w:val="num" w:pos="2880"/>
+        </w:tabs>
+        <w:ind w:left="2880" w:hanging="360"/>
+      </w:pPr>
+      <w:rPr>
+        <w:rFonts w:ascii="Wingdings" w:hAnsi="Wingdings" w:hint="default"/>
+        <w:sz w:val="20"/>
+      </w:rPr>
+    </w:lvl>
+    <w:lvl w:ilvl="4" w:tentative="1">
+      <w:start w:val="1"/>
+      <w:numFmt w:val="bullet"/>
+      <w:lvlText w:val=""/>
+      <w:lvlJc w:val="left"/>
+      <w:pPr>
+        <w:tabs>
+          <w:tab w:val="num" w:pos="3600"/>
+        </w:tabs>
+        <w:ind w:left="3600" w:hanging="360"/>
+      </w:pPr>
+      <w:rPr>
+        <w:rFonts w:ascii="Wingdings" w:hAnsi="Wingdings" w:hint="default"/>
+        <w:sz w:val="20"/>
+      </w:rPr>
+    </w:lvl>
+    <w:lvl w:ilvl="5" w:tentative="1">
+      <w:start w:val="1"/>
+      <w:numFmt w:val="bullet"/>
+      <w:lvlText w:val=""/>
+      <w:lvlJc w:val="left"/>
+      <w:pPr>
+        <w:tabs>
+          <w:tab w:val="num" w:pos="4320"/>
+        </w:tabs>
+        <w:ind w:left="4320" w:hanging="360"/>
+      </w:pPr>
+      <w:rPr>
+        <w:rFonts w:ascii="Wingdings" w:hAnsi="Wingdings" w:hint="default"/>
+        <w:sz w:val="20"/>
+      </w:rPr>
+    </w:lvl>
+    <w:lvl w:ilvl="6" w:tentative="1">
+      <w:start w:val="1"/>
+      <w:numFmt w:val="bullet"/>
+      <w:lvlText w:val=""/>
+      <w:lvlJc w:val="left"/>
+      <w:pPr>
+        <w:tabs>
+          <w:tab w:val="num" w:pos="5040"/>
+        </w:tabs>
+        <w:ind w:left="5040" w:hanging="360"/>
+      </w:pPr>
+      <w:rPr>
+        <w:rFonts w:ascii="Wingdings" w:hAnsi="Wingdings" w:hint="default"/>
+        <w:sz w:val="20"/>
+      </w:rPr>
+    </w:lvl>
+    <w:lvl w:ilvl="7" w:tentative="1">
+      <w:start w:val="1"/>
+      <w:numFmt w:val="bullet"/>
+      <w:lvlText w:val=""/>
+      <w:lvlJc w:val="left"/>
+      <w:pPr>
+        <w:tabs>
+          <w:tab w:val="num" w:pos="5760"/>
+        </w:tabs>
+        <w:ind w:left="5760" w:hanging="360"/>
+      </w:pPr>
+      <w:rPr>
+        <w:rFonts w:ascii="Wingdings" w:hAnsi="Wingdings" w:hint="default"/>
+        <w:sz w:val="20"/>
+      </w:rPr>
+    </w:lvl>
+    <w:lvl w:ilvl="8" w:tentative="1">
+      <w:start w:val="1"/>
+      <w:numFmt w:val="bullet"/>
+      <w:lvlText w:val=""/>
+      <w:lvlJc w:val="left"/>
+      <w:pPr>
+        <w:tabs>
+          <w:tab w:val="num" w:pos="6480"/>
+        </w:tabs>
+        <w:ind w:left="6480" w:hanging="360"/>
+      </w:pPr>
+      <w:rPr>
+        <w:rFonts w:ascii="Wingdings" w:hAnsi="Wingdings" w:hint="default"/>
+        <w:sz w:val="20"/>
+      </w:rPr>
+    </w:lvl>
+  </w:abstractNum>
+  <w:abstractNum w:abstractNumId="5" w15:restartNumberingAfterBreak="0">
+    <w:nsid w:val="7DE75E22"/>
+    <w:multiLevelType w:val="multilevel"/>
+    <w:tmpl w:val="18D4BFA8"/>
     <w:lvl w:ilvl="0">
       <w:start w:val="1"/>
       <w:numFmt w:val="bullet"/>
@@ -622,9 +1860,18 @@
     <w:abstractNumId w:val="0"/>
   </w:num>
   <w:num w:numId="2" w16cid:durableId="623924595">
+    <w:abstractNumId w:val="4"/>
+  </w:num>
+  <w:num w:numId="3" w16cid:durableId="139083306">
+    <w:abstractNumId w:val="3"/>
+  </w:num>
+  <w:num w:numId="4" w16cid:durableId="195391090">
+    <w:abstractNumId w:val="5"/>
+  </w:num>
+  <w:num w:numId="5" w16cid:durableId="170530801">
     <w:abstractNumId w:val="2"/>
   </w:num>
-  <w:num w:numId="3" w16cid:durableId="139083306">
+  <w:num w:numId="6" w16cid:durableId="268926729">
     <w:abstractNumId w:val="1"/>
   </w:num>
 </w:numbering>
@@ -1546,6 +2793,25 @@
       <w:spacing w:val="5"/>
     </w:rPr>
   </w:style>
+  <w:style w:type="table" w:styleId="TableGrid">
+    <w:name w:val="Table Grid"/>
+    <w:basedOn w:val="TableNormal"/>
+    <w:uiPriority w:val="39"/>
+    <w:rsid w:val="0036618F"/>
+    <w:pPr>
+      <w:spacing w:after="0" w:line="240" w:lineRule="auto"/>
+    </w:pPr>
+    <w:tblPr>
+      <w:tblBorders>
+        <w:top w:val="single" w:sz="4" w:space="0" w:color="auto"/>
+        <w:left w:val="single" w:sz="4" w:space="0" w:color="auto"/>
+        <w:bottom w:val="single" w:sz="4" w:space="0" w:color="auto"/>
+        <w:right w:val="single" w:sz="4" w:space="0" w:color="auto"/>
+        <w:insideH w:val="single" w:sz="4" w:space="0" w:color="auto"/>
+        <w:insideV w:val="single" w:sz="4" w:space="0" w:color="auto"/>
+      </w:tblBorders>
+    </w:tblPr>
+  </w:style>
 </w:styles>
 </file>
 
